--- a/chapters/03/core/AIHE-C04/supp/AIHE-O/docx/AIHE-O_template.docx
+++ b/chapters/03/core/AIHE-C04/supp/AIHE-O/docx/AIHE-O_template.docx
@@ -5,7 +5,7 @@
     <w:p>
       <w:pPr>
         <w:pStyle w:val="Title"/>
-        <w:jc w:val="center"/>
+        <w:jc w:val="centre"/>
       </w:pPr>
       <w:r>
         <w:rPr>
@@ -27,7 +27,7 @@
     </w:p>
     <w:p>
       <w:pPr>
-        <w:jc w:val="center"/>
+        <w:jc w:val="centre"/>
       </w:pPr>
       <w:r>
         <w:rPr>
@@ -41,7 +41,7 @@
       <w:tblPr>
         <w:tblStyle w:val="TableGrid"/>
         <w:tblW w:type="auto" w:w="0"/>
-        <w:jc w:val="center"/>
+        <w:jc w:val="centre"/>
         <w:tblLook w:firstColumn="1" w:firstRow="1" w:lastColumn="0" w:lastRow="0" w:noHBand="0" w:noVBand="1" w:val="04A0"/>
       </w:tblPr>
       <w:tblGrid>
@@ -110,7 +110,7 @@
               <w:bottom w:w="80" w:type="dxa"/>
               <w:end w:w="80" w:type="dxa"/>
             </w:tcMar>
-            <w:vAlign w:val="center"/>
+            <w:vAlign w:val="centre"/>
           </w:tcPr>
           <w:p>
             <w:pPr>
@@ -184,7 +184,7 @@
               <w:bottom w:w="80" w:type="dxa"/>
               <w:end w:w="80" w:type="dxa"/>
             </w:tcMar>
-            <w:vAlign w:val="center"/>
+            <w:vAlign w:val="centre"/>
           </w:tcPr>
           <w:p>
             <w:pPr>
@@ -252,7 +252,7 @@
     </w:p>
     <w:p>
       <w:r>
-        <w:t>Complete the fields with the multidisciplinary team. Record evidence sources, assumptions, limitations, owners, dates, and decision thresholds. Use synthetic or appropriately governed data only. The worked example is fictional and is provided for teaching.</w:t>
+        <w:t>Complete the fields with the multidisciplinary team. Record evidence sources, assumptions, limitations, owners, dates, and decision thresholds. Use synthetic or appropriately governed data only. The worked example is fictional and is provided as a synthetic demonstration.</w:t>
       </w:r>
     </w:p>
     <w:p>
@@ -295,7 +295,7 @@
       <w:tblPr>
         <w:tblStyle w:val="TableGrid"/>
         <w:tblW w:type="auto" w:w="0"/>
-        <w:jc w:val="center"/>
+        <w:jc w:val="centre"/>
         <w:tblLook w:firstColumn="1" w:firstRow="1" w:lastColumn="0" w:lastRow="0" w:noHBand="0" w:noVBand="1" w:val="04A0"/>
       </w:tblPr>
       <w:tblGrid>
@@ -317,7 +317,7 @@
         <w:tc>
           <w:tcPr>
             <w:tcW w:type="dxa" w:w="1397"/>
-            <w:vAlign w:val="center"/>
+            <w:vAlign w:val="centre"/>
             <w:tcMar>
               <w:top w:w="80" w:type="dxa"/>
               <w:start w:w="80" w:type="dxa"/>
@@ -338,7 +338,7 @@
         <w:tc>
           <w:tcPr>
             <w:tcW w:type="dxa" w:w="1397"/>
-            <w:vAlign w:val="center"/>
+            <w:vAlign w:val="centre"/>
             <w:tcMar>
               <w:top w:w="80" w:type="dxa"/>
               <w:start w:w="80" w:type="dxa"/>
@@ -359,7 +359,7 @@
         <w:tc>
           <w:tcPr>
             <w:tcW w:type="dxa" w:w="1397"/>
-            <w:vAlign w:val="center"/>
+            <w:vAlign w:val="centre"/>
             <w:tcMar>
               <w:top w:w="80" w:type="dxa"/>
               <w:start w:w="80" w:type="dxa"/>
@@ -380,7 +380,7 @@
         <w:tc>
           <w:tcPr>
             <w:tcW w:type="dxa" w:w="1397"/>
-            <w:vAlign w:val="center"/>
+            <w:vAlign w:val="centre"/>
             <w:tcMar>
               <w:top w:w="80" w:type="dxa"/>
               <w:start w:w="80" w:type="dxa"/>
@@ -401,7 +401,7 @@
         <w:tc>
           <w:tcPr>
             <w:tcW w:type="dxa" w:w="1397"/>
-            <w:vAlign w:val="center"/>
+            <w:vAlign w:val="centre"/>
             <w:tcMar>
               <w:top w:w="80" w:type="dxa"/>
               <w:start w:w="80" w:type="dxa"/>
@@ -422,7 +422,7 @@
         <w:tc>
           <w:tcPr>
             <w:tcW w:type="dxa" w:w="1397"/>
-            <w:vAlign w:val="center"/>
+            <w:vAlign w:val="centre"/>
             <w:tcMar>
               <w:top w:w="80" w:type="dxa"/>
               <w:start w:w="80" w:type="dxa"/>
@@ -443,7 +443,7 @@
         <w:tc>
           <w:tcPr>
             <w:tcW w:type="dxa" w:w="1397"/>
-            <w:vAlign w:val="center"/>
+            <w:vAlign w:val="centre"/>
             <w:tcMar>
               <w:top w:w="80" w:type="dxa"/>
               <w:start w:w="80" w:type="dxa"/>
@@ -464,7 +464,7 @@
         <w:tc>
           <w:tcPr>
             <w:tcW w:type="dxa" w:w="1397"/>
-            <w:vAlign w:val="center"/>
+            <w:vAlign w:val="centre"/>
             <w:tcMar>
               <w:top w:w="80" w:type="dxa"/>
               <w:start w:w="80" w:type="dxa"/>
@@ -485,7 +485,7 @@
         <w:tc>
           <w:tcPr>
             <w:tcW w:type="dxa" w:w="1397"/>
-            <w:vAlign w:val="center"/>
+            <w:vAlign w:val="centre"/>
             <w:tcMar>
               <w:top w:w="80" w:type="dxa"/>
               <w:start w:w="80" w:type="dxa"/>
@@ -506,7 +506,7 @@
         <w:tc>
           <w:tcPr>
             <w:tcW w:type="dxa" w:w="1397"/>
-            <w:vAlign w:val="center"/>
+            <w:vAlign w:val="centre"/>
             <w:tcMar>
               <w:top w:w="80" w:type="dxa"/>
               <w:start w:w="80" w:type="dxa"/>
@@ -529,7 +529,7 @@
         <w:tc>
           <w:tcPr>
             <w:tcW w:type="dxa" w:w="1397"/>
-            <w:vAlign w:val="center"/>
+            <w:vAlign w:val="centre"/>
             <w:tcMar>
               <w:top w:w="80" w:type="dxa"/>
               <w:start w:w="80" w:type="dxa"/>
@@ -546,7 +546,7 @@
         <w:tc>
           <w:tcPr>
             <w:tcW w:type="dxa" w:w="1397"/>
-            <w:vAlign w:val="center"/>
+            <w:vAlign w:val="centre"/>
             <w:tcMar>
               <w:top w:w="80" w:type="dxa"/>
               <w:start w:w="80" w:type="dxa"/>
@@ -573,7 +573,7 @@
         <w:tc>
           <w:tcPr>
             <w:tcW w:type="dxa" w:w="1397"/>
-            <w:vAlign w:val="center"/>
+            <w:vAlign w:val="centre"/>
             <w:tcMar>
               <w:top w:w="80" w:type="dxa"/>
               <w:start w:w="80" w:type="dxa"/>
@@ -600,7 +600,7 @@
         <w:tc>
           <w:tcPr>
             <w:tcW w:type="dxa" w:w="1397"/>
-            <w:vAlign w:val="center"/>
+            <w:vAlign w:val="centre"/>
             <w:tcMar>
               <w:top w:w="80" w:type="dxa"/>
               <w:start w:w="80" w:type="dxa"/>
@@ -627,7 +627,7 @@
         <w:tc>
           <w:tcPr>
             <w:tcW w:type="dxa" w:w="1397"/>
-            <w:vAlign w:val="center"/>
+            <w:vAlign w:val="centre"/>
             <w:tcMar>
               <w:top w:w="80" w:type="dxa"/>
               <w:start w:w="80" w:type="dxa"/>
@@ -654,7 +654,7 @@
         <w:tc>
           <w:tcPr>
             <w:tcW w:type="dxa" w:w="1397"/>
-            <w:vAlign w:val="center"/>
+            <w:vAlign w:val="centre"/>
             <w:tcMar>
               <w:top w:w="80" w:type="dxa"/>
               <w:start w:w="80" w:type="dxa"/>
@@ -681,7 +681,7 @@
         <w:tc>
           <w:tcPr>
             <w:tcW w:type="dxa" w:w="1397"/>
-            <w:vAlign w:val="center"/>
+            <w:vAlign w:val="centre"/>
             <w:tcMar>
               <w:top w:w="80" w:type="dxa"/>
               <w:start w:w="80" w:type="dxa"/>
@@ -708,7 +708,7 @@
         <w:tc>
           <w:tcPr>
             <w:tcW w:type="dxa" w:w="1397"/>
-            <w:vAlign w:val="center"/>
+            <w:vAlign w:val="centre"/>
             <w:tcMar>
               <w:top w:w="80" w:type="dxa"/>
               <w:start w:w="80" w:type="dxa"/>
@@ -735,7 +735,7 @@
         <w:tc>
           <w:tcPr>
             <w:tcW w:type="dxa" w:w="1397"/>
-            <w:vAlign w:val="center"/>
+            <w:vAlign w:val="centre"/>
             <w:tcMar>
               <w:top w:w="80" w:type="dxa"/>
               <w:start w:w="80" w:type="dxa"/>
@@ -762,7 +762,7 @@
         <w:tc>
           <w:tcPr>
             <w:tcW w:type="dxa" w:w="1397"/>
-            <w:vAlign w:val="center"/>
+            <w:vAlign w:val="centre"/>
             <w:tcMar>
               <w:top w:w="80" w:type="dxa"/>
               <w:start w:w="80" w:type="dxa"/>
@@ -791,7 +791,7 @@
         <w:tc>
           <w:tcPr>
             <w:tcW w:type="dxa" w:w="1397"/>
-            <w:vAlign w:val="center"/>
+            <w:vAlign w:val="centre"/>
             <w:tcMar>
               <w:top w:w="80" w:type="dxa"/>
               <w:start w:w="80" w:type="dxa"/>
@@ -808,7 +808,7 @@
         <w:tc>
           <w:tcPr>
             <w:tcW w:type="dxa" w:w="1397"/>
-            <w:vAlign w:val="center"/>
+            <w:vAlign w:val="centre"/>
             <w:tcMar>
               <w:top w:w="80" w:type="dxa"/>
               <w:start w:w="80" w:type="dxa"/>
@@ -835,7 +835,7 @@
         <w:tc>
           <w:tcPr>
             <w:tcW w:type="dxa" w:w="1397"/>
-            <w:vAlign w:val="center"/>
+            <w:vAlign w:val="centre"/>
             <w:tcMar>
               <w:top w:w="80" w:type="dxa"/>
               <w:start w:w="80" w:type="dxa"/>
@@ -862,7 +862,7 @@
         <w:tc>
           <w:tcPr>
             <w:tcW w:type="dxa" w:w="1397"/>
-            <w:vAlign w:val="center"/>
+            <w:vAlign w:val="centre"/>
             <w:tcMar>
               <w:top w:w="80" w:type="dxa"/>
               <w:start w:w="80" w:type="dxa"/>
@@ -889,7 +889,7 @@
         <w:tc>
           <w:tcPr>
             <w:tcW w:type="dxa" w:w="1397"/>
-            <w:vAlign w:val="center"/>
+            <w:vAlign w:val="centre"/>
             <w:tcMar>
               <w:top w:w="80" w:type="dxa"/>
               <w:start w:w="80" w:type="dxa"/>
@@ -916,7 +916,7 @@
         <w:tc>
           <w:tcPr>
             <w:tcW w:type="dxa" w:w="1397"/>
-            <w:vAlign w:val="center"/>
+            <w:vAlign w:val="centre"/>
             <w:tcMar>
               <w:top w:w="80" w:type="dxa"/>
               <w:start w:w="80" w:type="dxa"/>
@@ -943,7 +943,7 @@
         <w:tc>
           <w:tcPr>
             <w:tcW w:type="dxa" w:w="1397"/>
-            <w:vAlign w:val="center"/>
+            <w:vAlign w:val="centre"/>
             <w:tcMar>
               <w:top w:w="80" w:type="dxa"/>
               <w:start w:w="80" w:type="dxa"/>
@@ -970,7 +970,7 @@
         <w:tc>
           <w:tcPr>
             <w:tcW w:type="dxa" w:w="1397"/>
-            <w:vAlign w:val="center"/>
+            <w:vAlign w:val="centre"/>
             <w:tcMar>
               <w:top w:w="80" w:type="dxa"/>
               <w:start w:w="80" w:type="dxa"/>
@@ -997,7 +997,7 @@
         <w:tc>
           <w:tcPr>
             <w:tcW w:type="dxa" w:w="1397"/>
-            <w:vAlign w:val="center"/>
+            <w:vAlign w:val="centre"/>
             <w:tcMar>
               <w:top w:w="80" w:type="dxa"/>
               <w:start w:w="80" w:type="dxa"/>
@@ -1024,7 +1024,7 @@
         <w:tc>
           <w:tcPr>
             <w:tcW w:type="dxa" w:w="1397"/>
-            <w:vAlign w:val="center"/>
+            <w:vAlign w:val="centre"/>
             <w:tcMar>
               <w:top w:w="80" w:type="dxa"/>
               <w:start w:w="80" w:type="dxa"/>
@@ -1053,7 +1053,7 @@
         <w:tc>
           <w:tcPr>
             <w:tcW w:type="dxa" w:w="1397"/>
-            <w:vAlign w:val="center"/>
+            <w:vAlign w:val="centre"/>
             <w:tcMar>
               <w:top w:w="80" w:type="dxa"/>
               <w:start w:w="80" w:type="dxa"/>
@@ -1070,7 +1070,7 @@
         <w:tc>
           <w:tcPr>
             <w:tcW w:type="dxa" w:w="1397"/>
-            <w:vAlign w:val="center"/>
+            <w:vAlign w:val="centre"/>
             <w:tcMar>
               <w:top w:w="80" w:type="dxa"/>
               <w:start w:w="80" w:type="dxa"/>
@@ -1097,7 +1097,7 @@
         <w:tc>
           <w:tcPr>
             <w:tcW w:type="dxa" w:w="1397"/>
-            <w:vAlign w:val="center"/>
+            <w:vAlign w:val="centre"/>
             <w:tcMar>
               <w:top w:w="80" w:type="dxa"/>
               <w:start w:w="80" w:type="dxa"/>
@@ -1124,7 +1124,7 @@
         <w:tc>
           <w:tcPr>
             <w:tcW w:type="dxa" w:w="1397"/>
-            <w:vAlign w:val="center"/>
+            <w:vAlign w:val="centre"/>
             <w:tcMar>
               <w:top w:w="80" w:type="dxa"/>
               <w:start w:w="80" w:type="dxa"/>
@@ -1151,7 +1151,7 @@
         <w:tc>
           <w:tcPr>
             <w:tcW w:type="dxa" w:w="1397"/>
-            <w:vAlign w:val="center"/>
+            <w:vAlign w:val="centre"/>
             <w:tcMar>
               <w:top w:w="80" w:type="dxa"/>
               <w:start w:w="80" w:type="dxa"/>
@@ -1178,7 +1178,7 @@
         <w:tc>
           <w:tcPr>
             <w:tcW w:type="dxa" w:w="1397"/>
-            <w:vAlign w:val="center"/>
+            <w:vAlign w:val="centre"/>
             <w:tcMar>
               <w:top w:w="80" w:type="dxa"/>
               <w:start w:w="80" w:type="dxa"/>
@@ -1205,7 +1205,7 @@
         <w:tc>
           <w:tcPr>
             <w:tcW w:type="dxa" w:w="1397"/>
-            <w:vAlign w:val="center"/>
+            <w:vAlign w:val="centre"/>
             <w:tcMar>
               <w:top w:w="80" w:type="dxa"/>
               <w:start w:w="80" w:type="dxa"/>
@@ -1232,7 +1232,7 @@
         <w:tc>
           <w:tcPr>
             <w:tcW w:type="dxa" w:w="1397"/>
-            <w:vAlign w:val="center"/>
+            <w:vAlign w:val="centre"/>
             <w:tcMar>
               <w:top w:w="80" w:type="dxa"/>
               <w:start w:w="80" w:type="dxa"/>
@@ -1259,7 +1259,7 @@
         <w:tc>
           <w:tcPr>
             <w:tcW w:type="dxa" w:w="1397"/>
-            <w:vAlign w:val="center"/>
+            <w:vAlign w:val="centre"/>
             <w:tcMar>
               <w:top w:w="80" w:type="dxa"/>
               <w:start w:w="80" w:type="dxa"/>
@@ -1286,7 +1286,7 @@
         <w:tc>
           <w:tcPr>
             <w:tcW w:type="dxa" w:w="1397"/>
-            <w:vAlign w:val="center"/>
+            <w:vAlign w:val="centre"/>
             <w:tcMar>
               <w:top w:w="80" w:type="dxa"/>
               <w:start w:w="80" w:type="dxa"/>
@@ -1315,7 +1315,7 @@
         <w:tc>
           <w:tcPr>
             <w:tcW w:type="dxa" w:w="1397"/>
-            <w:vAlign w:val="center"/>
+            <w:vAlign w:val="centre"/>
             <w:tcMar>
               <w:top w:w="80" w:type="dxa"/>
               <w:start w:w="80" w:type="dxa"/>
@@ -1332,7 +1332,7 @@
         <w:tc>
           <w:tcPr>
             <w:tcW w:type="dxa" w:w="1397"/>
-            <w:vAlign w:val="center"/>
+            <w:vAlign w:val="centre"/>
             <w:tcMar>
               <w:top w:w="80" w:type="dxa"/>
               <w:start w:w="80" w:type="dxa"/>
@@ -1359,7 +1359,7 @@
         <w:tc>
           <w:tcPr>
             <w:tcW w:type="dxa" w:w="1397"/>
-            <w:vAlign w:val="center"/>
+            <w:vAlign w:val="centre"/>
             <w:tcMar>
               <w:top w:w="80" w:type="dxa"/>
               <w:start w:w="80" w:type="dxa"/>
@@ -1386,7 +1386,7 @@
         <w:tc>
           <w:tcPr>
             <w:tcW w:type="dxa" w:w="1397"/>
-            <w:vAlign w:val="center"/>
+            <w:vAlign w:val="centre"/>
             <w:tcMar>
               <w:top w:w="80" w:type="dxa"/>
               <w:start w:w="80" w:type="dxa"/>
@@ -1413,7 +1413,7 @@
         <w:tc>
           <w:tcPr>
             <w:tcW w:type="dxa" w:w="1397"/>
-            <w:vAlign w:val="center"/>
+            <w:vAlign w:val="centre"/>
             <w:tcMar>
               <w:top w:w="80" w:type="dxa"/>
               <w:start w:w="80" w:type="dxa"/>
@@ -1440,7 +1440,7 @@
         <w:tc>
           <w:tcPr>
             <w:tcW w:type="dxa" w:w="1397"/>
-            <w:vAlign w:val="center"/>
+            <w:vAlign w:val="centre"/>
             <w:tcMar>
               <w:top w:w="80" w:type="dxa"/>
               <w:start w:w="80" w:type="dxa"/>
@@ -1467,7 +1467,7 @@
         <w:tc>
           <w:tcPr>
             <w:tcW w:type="dxa" w:w="1397"/>
-            <w:vAlign w:val="center"/>
+            <w:vAlign w:val="centre"/>
             <w:tcMar>
               <w:top w:w="80" w:type="dxa"/>
               <w:start w:w="80" w:type="dxa"/>
@@ -1494,7 +1494,7 @@
         <w:tc>
           <w:tcPr>
             <w:tcW w:type="dxa" w:w="1397"/>
-            <w:vAlign w:val="center"/>
+            <w:vAlign w:val="centre"/>
             <w:tcMar>
               <w:top w:w="80" w:type="dxa"/>
               <w:start w:w="80" w:type="dxa"/>
@@ -1521,7 +1521,7 @@
         <w:tc>
           <w:tcPr>
             <w:tcW w:type="dxa" w:w="1397"/>
-            <w:vAlign w:val="center"/>
+            <w:vAlign w:val="centre"/>
             <w:tcMar>
               <w:top w:w="80" w:type="dxa"/>
               <w:start w:w="80" w:type="dxa"/>
@@ -1548,7 +1548,7 @@
         <w:tc>
           <w:tcPr>
             <w:tcW w:type="dxa" w:w="1397"/>
-            <w:vAlign w:val="center"/>
+            <w:vAlign w:val="centre"/>
             <w:tcMar>
               <w:top w:w="80" w:type="dxa"/>
               <w:start w:w="80" w:type="dxa"/>
@@ -1577,7 +1577,7 @@
         <w:tc>
           <w:tcPr>
             <w:tcW w:type="dxa" w:w="1397"/>
-            <w:vAlign w:val="center"/>
+            <w:vAlign w:val="centre"/>
             <w:tcMar>
               <w:top w:w="80" w:type="dxa"/>
               <w:start w:w="80" w:type="dxa"/>
@@ -1594,7 +1594,7 @@
         <w:tc>
           <w:tcPr>
             <w:tcW w:type="dxa" w:w="1397"/>
-            <w:vAlign w:val="center"/>
+            <w:vAlign w:val="centre"/>
             <w:tcMar>
               <w:top w:w="80" w:type="dxa"/>
               <w:start w:w="80" w:type="dxa"/>
@@ -1621,7 +1621,7 @@
         <w:tc>
           <w:tcPr>
             <w:tcW w:type="dxa" w:w="1397"/>
-            <w:vAlign w:val="center"/>
+            <w:vAlign w:val="centre"/>
             <w:tcMar>
               <w:top w:w="80" w:type="dxa"/>
               <w:start w:w="80" w:type="dxa"/>
@@ -1648,7 +1648,7 @@
         <w:tc>
           <w:tcPr>
             <w:tcW w:type="dxa" w:w="1397"/>
-            <w:vAlign w:val="center"/>
+            <w:vAlign w:val="centre"/>
             <w:tcMar>
               <w:top w:w="80" w:type="dxa"/>
               <w:start w:w="80" w:type="dxa"/>
@@ -1675,7 +1675,7 @@
         <w:tc>
           <w:tcPr>
             <w:tcW w:type="dxa" w:w="1397"/>
-            <w:vAlign w:val="center"/>
+            <w:vAlign w:val="centre"/>
             <w:tcMar>
               <w:top w:w="80" w:type="dxa"/>
               <w:start w:w="80" w:type="dxa"/>
@@ -1702,7 +1702,7 @@
         <w:tc>
           <w:tcPr>
             <w:tcW w:type="dxa" w:w="1397"/>
-            <w:vAlign w:val="center"/>
+            <w:vAlign w:val="centre"/>
             <w:tcMar>
               <w:top w:w="80" w:type="dxa"/>
               <w:start w:w="80" w:type="dxa"/>
@@ -1729,7 +1729,7 @@
         <w:tc>
           <w:tcPr>
             <w:tcW w:type="dxa" w:w="1397"/>
-            <w:vAlign w:val="center"/>
+            <w:vAlign w:val="centre"/>
             <w:tcMar>
               <w:top w:w="80" w:type="dxa"/>
               <w:start w:w="80" w:type="dxa"/>
@@ -1756,7 +1756,7 @@
         <w:tc>
           <w:tcPr>
             <w:tcW w:type="dxa" w:w="1397"/>
-            <w:vAlign w:val="center"/>
+            <w:vAlign w:val="centre"/>
             <w:tcMar>
               <w:top w:w="80" w:type="dxa"/>
               <w:start w:w="80" w:type="dxa"/>
@@ -1783,7 +1783,7 @@
         <w:tc>
           <w:tcPr>
             <w:tcW w:type="dxa" w:w="1397"/>
-            <w:vAlign w:val="center"/>
+            <w:vAlign w:val="centre"/>
             <w:tcMar>
               <w:top w:w="80" w:type="dxa"/>
               <w:start w:w="80" w:type="dxa"/>
@@ -1810,7 +1810,7 @@
         <w:tc>
           <w:tcPr>
             <w:tcW w:type="dxa" w:w="1397"/>
-            <w:vAlign w:val="center"/>
+            <w:vAlign w:val="centre"/>
             <w:tcMar>
               <w:top w:w="80" w:type="dxa"/>
               <w:start w:w="80" w:type="dxa"/>
@@ -1839,7 +1839,7 @@
         <w:tc>
           <w:tcPr>
             <w:tcW w:type="dxa" w:w="1397"/>
-            <w:vAlign w:val="center"/>
+            <w:vAlign w:val="centre"/>
             <w:tcMar>
               <w:top w:w="80" w:type="dxa"/>
               <w:start w:w="80" w:type="dxa"/>
@@ -1856,7 +1856,7 @@
         <w:tc>
           <w:tcPr>
             <w:tcW w:type="dxa" w:w="1397"/>
-            <w:vAlign w:val="center"/>
+            <w:vAlign w:val="centre"/>
             <w:tcMar>
               <w:top w:w="80" w:type="dxa"/>
               <w:start w:w="80" w:type="dxa"/>
@@ -1883,7 +1883,7 @@
         <w:tc>
           <w:tcPr>
             <w:tcW w:type="dxa" w:w="1397"/>
-            <w:vAlign w:val="center"/>
+            <w:vAlign w:val="centre"/>
             <w:tcMar>
               <w:top w:w="80" w:type="dxa"/>
               <w:start w:w="80" w:type="dxa"/>
@@ -1910,7 +1910,7 @@
         <w:tc>
           <w:tcPr>
             <w:tcW w:type="dxa" w:w="1397"/>
-            <w:vAlign w:val="center"/>
+            <w:vAlign w:val="centre"/>
             <w:tcMar>
               <w:top w:w="80" w:type="dxa"/>
               <w:start w:w="80" w:type="dxa"/>
@@ -1937,7 +1937,7 @@
         <w:tc>
           <w:tcPr>
             <w:tcW w:type="dxa" w:w="1397"/>
-            <w:vAlign w:val="center"/>
+            <w:vAlign w:val="centre"/>
             <w:tcMar>
               <w:top w:w="80" w:type="dxa"/>
               <w:start w:w="80" w:type="dxa"/>
@@ -1964,7 +1964,7 @@
         <w:tc>
           <w:tcPr>
             <w:tcW w:type="dxa" w:w="1397"/>
-            <w:vAlign w:val="center"/>
+            <w:vAlign w:val="centre"/>
             <w:tcMar>
               <w:top w:w="80" w:type="dxa"/>
               <w:start w:w="80" w:type="dxa"/>
@@ -1991,7 +1991,7 @@
         <w:tc>
           <w:tcPr>
             <w:tcW w:type="dxa" w:w="1397"/>
-            <w:vAlign w:val="center"/>
+            <w:vAlign w:val="centre"/>
             <w:tcMar>
               <w:top w:w="80" w:type="dxa"/>
               <w:start w:w="80" w:type="dxa"/>
@@ -2018,7 +2018,7 @@
         <w:tc>
           <w:tcPr>
             <w:tcW w:type="dxa" w:w="1397"/>
-            <w:vAlign w:val="center"/>
+            <w:vAlign w:val="centre"/>
             <w:tcMar>
               <w:top w:w="80" w:type="dxa"/>
               <w:start w:w="80" w:type="dxa"/>
@@ -2045,7 +2045,7 @@
         <w:tc>
           <w:tcPr>
             <w:tcW w:type="dxa" w:w="1397"/>
-            <w:vAlign w:val="center"/>
+            <w:vAlign w:val="centre"/>
             <w:tcMar>
               <w:top w:w="80" w:type="dxa"/>
               <w:start w:w="80" w:type="dxa"/>
@@ -2072,7 +2072,7 @@
         <w:tc>
           <w:tcPr>
             <w:tcW w:type="dxa" w:w="1397"/>
-            <w:vAlign w:val="center"/>
+            <w:vAlign w:val="centre"/>
             <w:tcMar>
               <w:top w:w="80" w:type="dxa"/>
               <w:start w:w="80" w:type="dxa"/>
@@ -2101,7 +2101,7 @@
         <w:tc>
           <w:tcPr>
             <w:tcW w:type="dxa" w:w="1397"/>
-            <w:vAlign w:val="center"/>
+            <w:vAlign w:val="centre"/>
             <w:tcMar>
               <w:top w:w="80" w:type="dxa"/>
               <w:start w:w="80" w:type="dxa"/>
@@ -2118,7 +2118,7 @@
         <w:tc>
           <w:tcPr>
             <w:tcW w:type="dxa" w:w="1397"/>
-            <w:vAlign w:val="center"/>
+            <w:vAlign w:val="centre"/>
             <w:tcMar>
               <w:top w:w="80" w:type="dxa"/>
               <w:start w:w="80" w:type="dxa"/>
@@ -2145,7 +2145,7 @@
         <w:tc>
           <w:tcPr>
             <w:tcW w:type="dxa" w:w="1397"/>
-            <w:vAlign w:val="center"/>
+            <w:vAlign w:val="centre"/>
             <w:tcMar>
               <w:top w:w="80" w:type="dxa"/>
               <w:start w:w="80" w:type="dxa"/>
@@ -2172,7 +2172,7 @@
         <w:tc>
           <w:tcPr>
             <w:tcW w:type="dxa" w:w="1397"/>
-            <w:vAlign w:val="center"/>
+            <w:vAlign w:val="centre"/>
             <w:tcMar>
               <w:top w:w="80" w:type="dxa"/>
               <w:start w:w="80" w:type="dxa"/>
@@ -2199,7 +2199,7 @@
         <w:tc>
           <w:tcPr>
             <w:tcW w:type="dxa" w:w="1397"/>
-            <w:vAlign w:val="center"/>
+            <w:vAlign w:val="centre"/>
             <w:tcMar>
               <w:top w:w="80" w:type="dxa"/>
               <w:start w:w="80" w:type="dxa"/>
@@ -2226,7 +2226,7 @@
         <w:tc>
           <w:tcPr>
             <w:tcW w:type="dxa" w:w="1397"/>
-            <w:vAlign w:val="center"/>
+            <w:vAlign w:val="centre"/>
             <w:tcMar>
               <w:top w:w="80" w:type="dxa"/>
               <w:start w:w="80" w:type="dxa"/>
@@ -2253,7 +2253,7 @@
         <w:tc>
           <w:tcPr>
             <w:tcW w:type="dxa" w:w="1397"/>
-            <w:vAlign w:val="center"/>
+            <w:vAlign w:val="centre"/>
             <w:tcMar>
               <w:top w:w="80" w:type="dxa"/>
               <w:start w:w="80" w:type="dxa"/>
@@ -2280,7 +2280,7 @@
         <w:tc>
           <w:tcPr>
             <w:tcW w:type="dxa" w:w="1397"/>
-            <w:vAlign w:val="center"/>
+            <w:vAlign w:val="centre"/>
             <w:tcMar>
               <w:top w:w="80" w:type="dxa"/>
               <w:start w:w="80" w:type="dxa"/>
@@ -2307,7 +2307,7 @@
         <w:tc>
           <w:tcPr>
             <w:tcW w:type="dxa" w:w="1397"/>
-            <w:vAlign w:val="center"/>
+            <w:vAlign w:val="centre"/>
             <w:tcMar>
               <w:top w:w="80" w:type="dxa"/>
               <w:start w:w="80" w:type="dxa"/>
@@ -2334,7 +2334,7 @@
         <w:tc>
           <w:tcPr>
             <w:tcW w:type="dxa" w:w="1397"/>
-            <w:vAlign w:val="center"/>
+            <w:vAlign w:val="centre"/>
             <w:tcMar>
               <w:top w:w="80" w:type="dxa"/>
               <w:start w:w="80" w:type="dxa"/>
@@ -2363,7 +2363,7 @@
         <w:tc>
           <w:tcPr>
             <w:tcW w:type="dxa" w:w="1397"/>
-            <w:vAlign w:val="center"/>
+            <w:vAlign w:val="centre"/>
             <w:tcMar>
               <w:top w:w="80" w:type="dxa"/>
               <w:start w:w="80" w:type="dxa"/>
@@ -2380,7 +2380,7 @@
         <w:tc>
           <w:tcPr>
             <w:tcW w:type="dxa" w:w="1397"/>
-            <w:vAlign w:val="center"/>
+            <w:vAlign w:val="centre"/>
             <w:tcMar>
               <w:top w:w="80" w:type="dxa"/>
               <w:start w:w="80" w:type="dxa"/>
@@ -2407,7 +2407,7 @@
         <w:tc>
           <w:tcPr>
             <w:tcW w:type="dxa" w:w="1397"/>
-            <w:vAlign w:val="center"/>
+            <w:vAlign w:val="centre"/>
             <w:tcMar>
               <w:top w:w="80" w:type="dxa"/>
               <w:start w:w="80" w:type="dxa"/>
@@ -2434,7 +2434,7 @@
         <w:tc>
           <w:tcPr>
             <w:tcW w:type="dxa" w:w="1397"/>
-            <w:vAlign w:val="center"/>
+            <w:vAlign w:val="centre"/>
             <w:tcMar>
               <w:top w:w="80" w:type="dxa"/>
               <w:start w:w="80" w:type="dxa"/>
@@ -2461,7 +2461,7 @@
         <w:tc>
           <w:tcPr>
             <w:tcW w:type="dxa" w:w="1397"/>
-            <w:vAlign w:val="center"/>
+            <w:vAlign w:val="centre"/>
             <w:tcMar>
               <w:top w:w="80" w:type="dxa"/>
               <w:start w:w="80" w:type="dxa"/>
@@ -2488,7 +2488,7 @@
         <w:tc>
           <w:tcPr>
             <w:tcW w:type="dxa" w:w="1397"/>
-            <w:vAlign w:val="center"/>
+            <w:vAlign w:val="centre"/>
             <w:tcMar>
               <w:top w:w="80" w:type="dxa"/>
               <w:start w:w="80" w:type="dxa"/>
@@ -2515,7 +2515,7 @@
         <w:tc>
           <w:tcPr>
             <w:tcW w:type="dxa" w:w="1397"/>
-            <w:vAlign w:val="center"/>
+            <w:vAlign w:val="centre"/>
             <w:tcMar>
               <w:top w:w="80" w:type="dxa"/>
               <w:start w:w="80" w:type="dxa"/>
@@ -2542,7 +2542,7 @@
         <w:tc>
           <w:tcPr>
             <w:tcW w:type="dxa" w:w="1397"/>
-            <w:vAlign w:val="center"/>
+            <w:vAlign w:val="centre"/>
             <w:tcMar>
               <w:top w:w="80" w:type="dxa"/>
               <w:start w:w="80" w:type="dxa"/>
@@ -2569,7 +2569,7 @@
         <w:tc>
           <w:tcPr>
             <w:tcW w:type="dxa" w:w="1397"/>
-            <w:vAlign w:val="center"/>
+            <w:vAlign w:val="centre"/>
             <w:tcMar>
               <w:top w:w="80" w:type="dxa"/>
               <w:start w:w="80" w:type="dxa"/>
@@ -2596,7 +2596,7 @@
         <w:tc>
           <w:tcPr>
             <w:tcW w:type="dxa" w:w="1397"/>
-            <w:vAlign w:val="center"/>
+            <w:vAlign w:val="centre"/>
             <w:tcMar>
               <w:top w:w="80" w:type="dxa"/>
               <w:start w:w="80" w:type="dxa"/>
@@ -2625,7 +2625,7 @@
         <w:tc>
           <w:tcPr>
             <w:tcW w:type="dxa" w:w="1397"/>
-            <w:vAlign w:val="center"/>
+            <w:vAlign w:val="centre"/>
             <w:tcMar>
               <w:top w:w="80" w:type="dxa"/>
               <w:start w:w="80" w:type="dxa"/>
@@ -2642,7 +2642,7 @@
         <w:tc>
           <w:tcPr>
             <w:tcW w:type="dxa" w:w="1397"/>
-            <w:vAlign w:val="center"/>
+            <w:vAlign w:val="centre"/>
             <w:tcMar>
               <w:top w:w="80" w:type="dxa"/>
               <w:start w:w="80" w:type="dxa"/>
@@ -2669,7 +2669,7 @@
         <w:tc>
           <w:tcPr>
             <w:tcW w:type="dxa" w:w="1397"/>
-            <w:vAlign w:val="center"/>
+            <w:vAlign w:val="centre"/>
             <w:tcMar>
               <w:top w:w="80" w:type="dxa"/>
               <w:start w:w="80" w:type="dxa"/>
@@ -2696,7 +2696,7 @@
         <w:tc>
           <w:tcPr>
             <w:tcW w:type="dxa" w:w="1397"/>
-            <w:vAlign w:val="center"/>
+            <w:vAlign w:val="centre"/>
             <w:tcMar>
               <w:top w:w="80" w:type="dxa"/>
               <w:start w:w="80" w:type="dxa"/>
@@ -2723,7 +2723,7 @@
         <w:tc>
           <w:tcPr>
             <w:tcW w:type="dxa" w:w="1397"/>
-            <w:vAlign w:val="center"/>
+            <w:vAlign w:val="centre"/>
             <w:tcMar>
               <w:top w:w="80" w:type="dxa"/>
               <w:start w:w="80" w:type="dxa"/>
@@ -2750,7 +2750,7 @@
         <w:tc>
           <w:tcPr>
             <w:tcW w:type="dxa" w:w="1397"/>
-            <w:vAlign w:val="center"/>
+            <w:vAlign w:val="centre"/>
             <w:tcMar>
               <w:top w:w="80" w:type="dxa"/>
               <w:start w:w="80" w:type="dxa"/>
@@ -2777,7 +2777,7 @@
         <w:tc>
           <w:tcPr>
             <w:tcW w:type="dxa" w:w="1397"/>
-            <w:vAlign w:val="center"/>
+            <w:vAlign w:val="centre"/>
             <w:tcMar>
               <w:top w:w="80" w:type="dxa"/>
               <w:start w:w="80" w:type="dxa"/>
@@ -2804,7 +2804,7 @@
         <w:tc>
           <w:tcPr>
             <w:tcW w:type="dxa" w:w="1397"/>
-            <w:vAlign w:val="center"/>
+            <w:vAlign w:val="centre"/>
             <w:tcMar>
               <w:top w:w="80" w:type="dxa"/>
               <w:start w:w="80" w:type="dxa"/>
@@ -2831,7 +2831,7 @@
         <w:tc>
           <w:tcPr>
             <w:tcW w:type="dxa" w:w="1397"/>
-            <w:vAlign w:val="center"/>
+            <w:vAlign w:val="centre"/>
             <w:tcMar>
               <w:top w:w="80" w:type="dxa"/>
               <w:start w:w="80" w:type="dxa"/>
@@ -2858,7 +2858,7 @@
         <w:tc>
           <w:tcPr>
             <w:tcW w:type="dxa" w:w="1397"/>
-            <w:vAlign w:val="center"/>
+            <w:vAlign w:val="centre"/>
             <w:tcMar>
               <w:top w:w="80" w:type="dxa"/>
               <w:start w:w="80" w:type="dxa"/>
@@ -2887,7 +2887,7 @@
         <w:tc>
           <w:tcPr>
             <w:tcW w:type="dxa" w:w="1397"/>
-            <w:vAlign w:val="center"/>
+            <w:vAlign w:val="centre"/>
             <w:tcMar>
               <w:top w:w="80" w:type="dxa"/>
               <w:start w:w="80" w:type="dxa"/>
@@ -2904,7 +2904,7 @@
         <w:tc>
           <w:tcPr>
             <w:tcW w:type="dxa" w:w="1397"/>
-            <w:vAlign w:val="center"/>
+            <w:vAlign w:val="centre"/>
             <w:tcMar>
               <w:top w:w="80" w:type="dxa"/>
               <w:start w:w="80" w:type="dxa"/>
@@ -2931,7 +2931,7 @@
         <w:tc>
           <w:tcPr>
             <w:tcW w:type="dxa" w:w="1397"/>
-            <w:vAlign w:val="center"/>
+            <w:vAlign w:val="centre"/>
             <w:tcMar>
               <w:top w:w="80" w:type="dxa"/>
               <w:start w:w="80" w:type="dxa"/>
@@ -2958,7 +2958,7 @@
         <w:tc>
           <w:tcPr>
             <w:tcW w:type="dxa" w:w="1397"/>
-            <w:vAlign w:val="center"/>
+            <w:vAlign w:val="centre"/>
             <w:tcMar>
               <w:top w:w="80" w:type="dxa"/>
               <w:start w:w="80" w:type="dxa"/>
@@ -2985,7 +2985,7 @@
         <w:tc>
           <w:tcPr>
             <w:tcW w:type="dxa" w:w="1397"/>
-            <w:vAlign w:val="center"/>
+            <w:vAlign w:val="centre"/>
             <w:tcMar>
               <w:top w:w="80" w:type="dxa"/>
               <w:start w:w="80" w:type="dxa"/>
@@ -3012,7 +3012,7 @@
         <w:tc>
           <w:tcPr>
             <w:tcW w:type="dxa" w:w="1397"/>
-            <w:vAlign w:val="center"/>
+            <w:vAlign w:val="centre"/>
             <w:tcMar>
               <w:top w:w="80" w:type="dxa"/>
               <w:start w:w="80" w:type="dxa"/>
@@ -3039,7 +3039,7 @@
         <w:tc>
           <w:tcPr>
             <w:tcW w:type="dxa" w:w="1397"/>
-            <w:vAlign w:val="center"/>
+            <w:vAlign w:val="centre"/>
             <w:tcMar>
               <w:top w:w="80" w:type="dxa"/>
               <w:start w:w="80" w:type="dxa"/>
@@ -3066,7 +3066,7 @@
         <w:tc>
           <w:tcPr>
             <w:tcW w:type="dxa" w:w="1397"/>
-            <w:vAlign w:val="center"/>
+            <w:vAlign w:val="centre"/>
             <w:tcMar>
               <w:top w:w="80" w:type="dxa"/>
               <w:start w:w="80" w:type="dxa"/>
@@ -3093,7 +3093,7 @@
         <w:tc>
           <w:tcPr>
             <w:tcW w:type="dxa" w:w="1397"/>
-            <w:vAlign w:val="center"/>
+            <w:vAlign w:val="centre"/>
             <w:tcMar>
               <w:top w:w="80" w:type="dxa"/>
               <w:start w:w="80" w:type="dxa"/>
@@ -3120,7 +3120,7 @@
         <w:tc>
           <w:tcPr>
             <w:tcW w:type="dxa" w:w="1397"/>
-            <w:vAlign w:val="center"/>
+            <w:vAlign w:val="centre"/>
             <w:tcMar>
               <w:top w:w="80" w:type="dxa"/>
               <w:start w:w="80" w:type="dxa"/>
@@ -3149,7 +3149,7 @@
         <w:tc>
           <w:tcPr>
             <w:tcW w:type="dxa" w:w="1397"/>
-            <w:vAlign w:val="center"/>
+            <w:vAlign w:val="centre"/>
             <w:tcMar>
               <w:top w:w="80" w:type="dxa"/>
               <w:start w:w="80" w:type="dxa"/>
@@ -3166,7 +3166,7 @@
         <w:tc>
           <w:tcPr>
             <w:tcW w:type="dxa" w:w="1397"/>
-            <w:vAlign w:val="center"/>
+            <w:vAlign w:val="centre"/>
             <w:tcMar>
               <w:top w:w="80" w:type="dxa"/>
               <w:start w:w="80" w:type="dxa"/>
@@ -3193,7 +3193,7 @@
         <w:tc>
           <w:tcPr>
             <w:tcW w:type="dxa" w:w="1397"/>
-            <w:vAlign w:val="center"/>
+            <w:vAlign w:val="centre"/>
             <w:tcMar>
               <w:top w:w="80" w:type="dxa"/>
               <w:start w:w="80" w:type="dxa"/>
@@ -3220,7 +3220,7 @@
         <w:tc>
           <w:tcPr>
             <w:tcW w:type="dxa" w:w="1397"/>
-            <w:vAlign w:val="center"/>
+            <w:vAlign w:val="centre"/>
             <w:tcMar>
               <w:top w:w="80" w:type="dxa"/>
               <w:start w:w="80" w:type="dxa"/>
@@ -3247,7 +3247,7 @@
         <w:tc>
           <w:tcPr>
             <w:tcW w:type="dxa" w:w="1397"/>
-            <w:vAlign w:val="center"/>
+            <w:vAlign w:val="centre"/>
             <w:tcMar>
               <w:top w:w="80" w:type="dxa"/>
               <w:start w:w="80" w:type="dxa"/>
@@ -3274,7 +3274,7 @@
         <w:tc>
           <w:tcPr>
             <w:tcW w:type="dxa" w:w="1397"/>
-            <w:vAlign w:val="center"/>
+            <w:vAlign w:val="centre"/>
             <w:tcMar>
               <w:top w:w="80" w:type="dxa"/>
               <w:start w:w="80" w:type="dxa"/>
@@ -3301,7 +3301,7 @@
         <w:tc>
           <w:tcPr>
             <w:tcW w:type="dxa" w:w="1397"/>
-            <w:vAlign w:val="center"/>
+            <w:vAlign w:val="centre"/>
             <w:tcMar>
               <w:top w:w="80" w:type="dxa"/>
               <w:start w:w="80" w:type="dxa"/>
@@ -3328,7 +3328,7 @@
         <w:tc>
           <w:tcPr>
             <w:tcW w:type="dxa" w:w="1397"/>
-            <w:vAlign w:val="center"/>
+            <w:vAlign w:val="centre"/>
             <w:tcMar>
               <w:top w:w="80" w:type="dxa"/>
               <w:start w:w="80" w:type="dxa"/>
@@ -3355,7 +3355,7 @@
         <w:tc>
           <w:tcPr>
             <w:tcW w:type="dxa" w:w="1397"/>
-            <w:vAlign w:val="center"/>
+            <w:vAlign w:val="centre"/>
             <w:tcMar>
               <w:top w:w="80" w:type="dxa"/>
               <w:start w:w="80" w:type="dxa"/>
@@ -3382,7 +3382,7 @@
         <w:tc>
           <w:tcPr>
             <w:tcW w:type="dxa" w:w="1397"/>
-            <w:vAlign w:val="center"/>
+            <w:vAlign w:val="centre"/>
             <w:tcMar>
               <w:top w:w="80" w:type="dxa"/>
               <w:start w:w="80" w:type="dxa"/>
@@ -3411,7 +3411,7 @@
         <w:tc>
           <w:tcPr>
             <w:tcW w:type="dxa" w:w="1397"/>
-            <w:vAlign w:val="center"/>
+            <w:vAlign w:val="centre"/>
             <w:tcMar>
               <w:top w:w="80" w:type="dxa"/>
               <w:start w:w="80" w:type="dxa"/>
@@ -3428,7 +3428,7 @@
         <w:tc>
           <w:tcPr>
             <w:tcW w:type="dxa" w:w="1397"/>
-            <w:vAlign w:val="center"/>
+            <w:vAlign w:val="centre"/>
             <w:tcMar>
               <w:top w:w="80" w:type="dxa"/>
               <w:start w:w="80" w:type="dxa"/>
@@ -3455,7 +3455,7 @@
         <w:tc>
           <w:tcPr>
             <w:tcW w:type="dxa" w:w="1397"/>
-            <w:vAlign w:val="center"/>
+            <w:vAlign w:val="centre"/>
             <w:tcMar>
               <w:top w:w="80" w:type="dxa"/>
               <w:start w:w="80" w:type="dxa"/>
@@ -3482,7 +3482,7 @@
         <w:tc>
           <w:tcPr>
             <w:tcW w:type="dxa" w:w="1397"/>
-            <w:vAlign w:val="center"/>
+            <w:vAlign w:val="centre"/>
             <w:tcMar>
               <w:top w:w="80" w:type="dxa"/>
               <w:start w:w="80" w:type="dxa"/>
@@ -3509,7 +3509,7 @@
         <w:tc>
           <w:tcPr>
             <w:tcW w:type="dxa" w:w="1397"/>
-            <w:vAlign w:val="center"/>
+            <w:vAlign w:val="centre"/>
             <w:tcMar>
               <w:top w:w="80" w:type="dxa"/>
               <w:start w:w="80" w:type="dxa"/>
@@ -3536,7 +3536,7 @@
         <w:tc>
           <w:tcPr>
             <w:tcW w:type="dxa" w:w="1397"/>
-            <w:vAlign w:val="center"/>
+            <w:vAlign w:val="centre"/>
             <w:tcMar>
               <w:top w:w="80" w:type="dxa"/>
               <w:start w:w="80" w:type="dxa"/>
@@ -3563,7 +3563,7 @@
         <w:tc>
           <w:tcPr>
             <w:tcW w:type="dxa" w:w="1397"/>
-            <w:vAlign w:val="center"/>
+            <w:vAlign w:val="centre"/>
             <w:tcMar>
               <w:top w:w="80" w:type="dxa"/>
               <w:start w:w="80" w:type="dxa"/>
@@ -3590,7 +3590,7 @@
         <w:tc>
           <w:tcPr>
             <w:tcW w:type="dxa" w:w="1397"/>
-            <w:vAlign w:val="center"/>
+            <w:vAlign w:val="centre"/>
             <w:tcMar>
               <w:top w:w="80" w:type="dxa"/>
               <w:start w:w="80" w:type="dxa"/>
@@ -3617,7 +3617,7 @@
         <w:tc>
           <w:tcPr>
             <w:tcW w:type="dxa" w:w="1397"/>
-            <w:vAlign w:val="center"/>
+            <w:vAlign w:val="centre"/>
             <w:tcMar>
               <w:top w:w="80" w:type="dxa"/>
               <w:start w:w="80" w:type="dxa"/>
@@ -3644,7 +3644,7 @@
         <w:tc>
           <w:tcPr>
             <w:tcW w:type="dxa" w:w="1397"/>
-            <w:vAlign w:val="center"/>
+            <w:vAlign w:val="centre"/>
             <w:tcMar>
               <w:top w:w="80" w:type="dxa"/>
               <w:start w:w="80" w:type="dxa"/>
@@ -3685,7 +3685,7 @@
       <w:tblPr>
         <w:tblStyle w:val="TableGrid"/>
         <w:tblW w:type="auto" w:w="0"/>
-        <w:jc w:val="center"/>
+        <w:jc w:val="centre"/>
         <w:tblLook w:firstColumn="1" w:firstRow="1" w:lastColumn="0" w:lastRow="0" w:noHBand="0" w:noVBand="1" w:val="04A0"/>
       </w:tblPr>
       <w:tblGrid>
@@ -3703,7 +3703,7 @@
         <w:tc>
           <w:tcPr>
             <w:tcW w:type="dxa" w:w="1728"/>
-            <w:vAlign w:val="center"/>
+            <w:vAlign w:val="centre"/>
             <w:tcMar>
               <w:top w:w="80" w:type="dxa"/>
               <w:start w:w="80" w:type="dxa"/>
@@ -3724,7 +3724,7 @@
         <w:tc>
           <w:tcPr>
             <w:tcW w:type="dxa" w:w="1728"/>
-            <w:vAlign w:val="center"/>
+            <w:vAlign w:val="centre"/>
             <w:tcMar>
               <w:top w:w="80" w:type="dxa"/>
               <w:start w:w="80" w:type="dxa"/>
@@ -3745,7 +3745,7 @@
         <w:tc>
           <w:tcPr>
             <w:tcW w:type="dxa" w:w="1728"/>
-            <w:vAlign w:val="center"/>
+            <w:vAlign w:val="centre"/>
             <w:tcMar>
               <w:top w:w="80" w:type="dxa"/>
               <w:start w:w="80" w:type="dxa"/>
@@ -3766,7 +3766,7 @@
         <w:tc>
           <w:tcPr>
             <w:tcW w:type="dxa" w:w="1728"/>
-            <w:vAlign w:val="center"/>
+            <w:vAlign w:val="centre"/>
             <w:tcMar>
               <w:top w:w="80" w:type="dxa"/>
               <w:start w:w="80" w:type="dxa"/>
@@ -3787,7 +3787,7 @@
         <w:tc>
           <w:tcPr>
             <w:tcW w:type="dxa" w:w="1728"/>
-            <w:vAlign w:val="center"/>
+            <w:vAlign w:val="centre"/>
             <w:tcMar>
               <w:top w:w="80" w:type="dxa"/>
               <w:start w:w="80" w:type="dxa"/>
@@ -3808,7 +3808,7 @@
         <w:tc>
           <w:tcPr>
             <w:tcW w:type="dxa" w:w="1728"/>
-            <w:vAlign w:val="center"/>
+            <w:vAlign w:val="centre"/>
             <w:tcMar>
               <w:top w:w="80" w:type="dxa"/>
               <w:start w:w="80" w:type="dxa"/>
@@ -3831,7 +3831,7 @@
         <w:tc>
           <w:tcPr>
             <w:tcW w:type="dxa" w:w="1728"/>
-            <w:vAlign w:val="center"/>
+            <w:vAlign w:val="centre"/>
             <w:tcMar>
               <w:top w:w="80" w:type="dxa"/>
               <w:start w:w="80" w:type="dxa"/>
@@ -3848,7 +3848,7 @@
         <w:tc>
           <w:tcPr>
             <w:tcW w:type="dxa" w:w="1728"/>
-            <w:vAlign w:val="center"/>
+            <w:vAlign w:val="centre"/>
             <w:tcMar>
               <w:top w:w="80" w:type="dxa"/>
               <w:start w:w="80" w:type="dxa"/>
@@ -3875,7 +3875,7 @@
         <w:tc>
           <w:tcPr>
             <w:tcW w:type="dxa" w:w="1728"/>
-            <w:vAlign w:val="center"/>
+            <w:vAlign w:val="centre"/>
             <w:tcMar>
               <w:top w:w="80" w:type="dxa"/>
               <w:start w:w="80" w:type="dxa"/>
@@ -3902,7 +3902,7 @@
         <w:tc>
           <w:tcPr>
             <w:tcW w:type="dxa" w:w="1728"/>
-            <w:vAlign w:val="center"/>
+            <w:vAlign w:val="centre"/>
             <w:tcMar>
               <w:top w:w="80" w:type="dxa"/>
               <w:start w:w="80" w:type="dxa"/>
@@ -3929,7 +3929,7 @@
         <w:tc>
           <w:tcPr>
             <w:tcW w:type="dxa" w:w="1728"/>
-            <w:vAlign w:val="center"/>
+            <w:vAlign w:val="centre"/>
             <w:tcMar>
               <w:top w:w="80" w:type="dxa"/>
               <w:start w:w="80" w:type="dxa"/>
@@ -3956,7 +3956,7 @@
         <w:tc>
           <w:tcPr>
             <w:tcW w:type="dxa" w:w="1728"/>
-            <w:vAlign w:val="center"/>
+            <w:vAlign w:val="centre"/>
             <w:tcMar>
               <w:top w:w="80" w:type="dxa"/>
               <w:start w:w="80" w:type="dxa"/>
@@ -3985,7 +3985,7 @@
         <w:tc>
           <w:tcPr>
             <w:tcW w:type="dxa" w:w="1728"/>
-            <w:vAlign w:val="center"/>
+            <w:vAlign w:val="centre"/>
             <w:tcMar>
               <w:top w:w="80" w:type="dxa"/>
               <w:start w:w="80" w:type="dxa"/>
@@ -4002,7 +4002,7 @@
         <w:tc>
           <w:tcPr>
             <w:tcW w:type="dxa" w:w="1728"/>
-            <w:vAlign w:val="center"/>
+            <w:vAlign w:val="centre"/>
             <w:tcMar>
               <w:top w:w="80" w:type="dxa"/>
               <w:start w:w="80" w:type="dxa"/>
@@ -4029,7 +4029,7 @@
         <w:tc>
           <w:tcPr>
             <w:tcW w:type="dxa" w:w="1728"/>
-            <w:vAlign w:val="center"/>
+            <w:vAlign w:val="centre"/>
             <w:tcMar>
               <w:top w:w="80" w:type="dxa"/>
               <w:start w:w="80" w:type="dxa"/>
@@ -4056,7 +4056,7 @@
         <w:tc>
           <w:tcPr>
             <w:tcW w:type="dxa" w:w="1728"/>
-            <w:vAlign w:val="center"/>
+            <w:vAlign w:val="centre"/>
             <w:tcMar>
               <w:top w:w="80" w:type="dxa"/>
               <w:start w:w="80" w:type="dxa"/>
@@ -4083,7 +4083,7 @@
         <w:tc>
           <w:tcPr>
             <w:tcW w:type="dxa" w:w="1728"/>
-            <w:vAlign w:val="center"/>
+            <w:vAlign w:val="centre"/>
             <w:tcMar>
               <w:top w:w="80" w:type="dxa"/>
               <w:start w:w="80" w:type="dxa"/>
@@ -4110,7 +4110,7 @@
         <w:tc>
           <w:tcPr>
             <w:tcW w:type="dxa" w:w="1728"/>
-            <w:vAlign w:val="center"/>
+            <w:vAlign w:val="centre"/>
             <w:tcMar>
               <w:top w:w="80" w:type="dxa"/>
               <w:start w:w="80" w:type="dxa"/>
@@ -4139,7 +4139,7 @@
         <w:tc>
           <w:tcPr>
             <w:tcW w:type="dxa" w:w="1728"/>
-            <w:vAlign w:val="center"/>
+            <w:vAlign w:val="centre"/>
             <w:tcMar>
               <w:top w:w="80" w:type="dxa"/>
               <w:start w:w="80" w:type="dxa"/>
@@ -4156,7 +4156,7 @@
         <w:tc>
           <w:tcPr>
             <w:tcW w:type="dxa" w:w="1728"/>
-            <w:vAlign w:val="center"/>
+            <w:vAlign w:val="centre"/>
             <w:tcMar>
               <w:top w:w="80" w:type="dxa"/>
               <w:start w:w="80" w:type="dxa"/>
@@ -4183,7 +4183,7 @@
         <w:tc>
           <w:tcPr>
             <w:tcW w:type="dxa" w:w="1728"/>
-            <w:vAlign w:val="center"/>
+            <w:vAlign w:val="centre"/>
             <w:tcMar>
               <w:top w:w="80" w:type="dxa"/>
               <w:start w:w="80" w:type="dxa"/>
@@ -4210,7 +4210,7 @@
         <w:tc>
           <w:tcPr>
             <w:tcW w:type="dxa" w:w="1728"/>
-            <w:vAlign w:val="center"/>
+            <w:vAlign w:val="centre"/>
             <w:tcMar>
               <w:top w:w="80" w:type="dxa"/>
               <w:start w:w="80" w:type="dxa"/>
@@ -4237,7 +4237,7 @@
         <w:tc>
           <w:tcPr>
             <w:tcW w:type="dxa" w:w="1728"/>
-            <w:vAlign w:val="center"/>
+            <w:vAlign w:val="centre"/>
             <w:tcMar>
               <w:top w:w="80" w:type="dxa"/>
               <w:start w:w="80" w:type="dxa"/>
@@ -4264,7 +4264,7 @@
         <w:tc>
           <w:tcPr>
             <w:tcW w:type="dxa" w:w="1728"/>
-            <w:vAlign w:val="center"/>
+            <w:vAlign w:val="centre"/>
             <w:tcMar>
               <w:top w:w="80" w:type="dxa"/>
               <w:start w:w="80" w:type="dxa"/>
@@ -4293,7 +4293,7 @@
         <w:tc>
           <w:tcPr>
             <w:tcW w:type="dxa" w:w="1728"/>
-            <w:vAlign w:val="center"/>
+            <w:vAlign w:val="centre"/>
             <w:tcMar>
               <w:top w:w="80" w:type="dxa"/>
               <w:start w:w="80" w:type="dxa"/>
@@ -4310,7 +4310,7 @@
         <w:tc>
           <w:tcPr>
             <w:tcW w:type="dxa" w:w="1728"/>
-            <w:vAlign w:val="center"/>
+            <w:vAlign w:val="centre"/>
             <w:tcMar>
               <w:top w:w="80" w:type="dxa"/>
               <w:start w:w="80" w:type="dxa"/>
@@ -4337,7 +4337,7 @@
         <w:tc>
           <w:tcPr>
             <w:tcW w:type="dxa" w:w="1728"/>
-            <w:vAlign w:val="center"/>
+            <w:vAlign w:val="centre"/>
             <w:tcMar>
               <w:top w:w="80" w:type="dxa"/>
               <w:start w:w="80" w:type="dxa"/>
@@ -4364,7 +4364,7 @@
         <w:tc>
           <w:tcPr>
             <w:tcW w:type="dxa" w:w="1728"/>
-            <w:vAlign w:val="center"/>
+            <w:vAlign w:val="centre"/>
             <w:tcMar>
               <w:top w:w="80" w:type="dxa"/>
               <w:start w:w="80" w:type="dxa"/>
@@ -4391,7 +4391,7 @@
         <w:tc>
           <w:tcPr>
             <w:tcW w:type="dxa" w:w="1728"/>
-            <w:vAlign w:val="center"/>
+            <w:vAlign w:val="centre"/>
             <w:tcMar>
               <w:top w:w="80" w:type="dxa"/>
               <w:start w:w="80" w:type="dxa"/>
@@ -4418,7 +4418,7 @@
         <w:tc>
           <w:tcPr>
             <w:tcW w:type="dxa" w:w="1728"/>
-            <w:vAlign w:val="center"/>
+            <w:vAlign w:val="centre"/>
             <w:tcMar>
               <w:top w:w="80" w:type="dxa"/>
               <w:start w:w="80" w:type="dxa"/>
@@ -4447,7 +4447,7 @@
         <w:tc>
           <w:tcPr>
             <w:tcW w:type="dxa" w:w="1728"/>
-            <w:vAlign w:val="center"/>
+            <w:vAlign w:val="centre"/>
             <w:tcMar>
               <w:top w:w="80" w:type="dxa"/>
               <w:start w:w="80" w:type="dxa"/>
@@ -4464,7 +4464,7 @@
         <w:tc>
           <w:tcPr>
             <w:tcW w:type="dxa" w:w="1728"/>
-            <w:vAlign w:val="center"/>
+            <w:vAlign w:val="centre"/>
             <w:tcMar>
               <w:top w:w="80" w:type="dxa"/>
               <w:start w:w="80" w:type="dxa"/>
@@ -4491,7 +4491,7 @@
         <w:tc>
           <w:tcPr>
             <w:tcW w:type="dxa" w:w="1728"/>
-            <w:vAlign w:val="center"/>
+            <w:vAlign w:val="centre"/>
             <w:tcMar>
               <w:top w:w="80" w:type="dxa"/>
               <w:start w:w="80" w:type="dxa"/>
@@ -4518,7 +4518,7 @@
         <w:tc>
           <w:tcPr>
             <w:tcW w:type="dxa" w:w="1728"/>
-            <w:vAlign w:val="center"/>
+            <w:vAlign w:val="centre"/>
             <w:tcMar>
               <w:top w:w="80" w:type="dxa"/>
               <w:start w:w="80" w:type="dxa"/>
@@ -4545,7 +4545,7 @@
         <w:tc>
           <w:tcPr>
             <w:tcW w:type="dxa" w:w="1728"/>
-            <w:vAlign w:val="center"/>
+            <w:vAlign w:val="centre"/>
             <w:tcMar>
               <w:top w:w="80" w:type="dxa"/>
               <w:start w:w="80" w:type="dxa"/>
@@ -4572,7 +4572,7 @@
         <w:tc>
           <w:tcPr>
             <w:tcW w:type="dxa" w:w="1728"/>
-            <w:vAlign w:val="center"/>
+            <w:vAlign w:val="centre"/>
             <w:tcMar>
               <w:top w:w="80" w:type="dxa"/>
               <w:start w:w="80" w:type="dxa"/>
@@ -4601,7 +4601,7 @@
         <w:tc>
           <w:tcPr>
             <w:tcW w:type="dxa" w:w="1728"/>
-            <w:vAlign w:val="center"/>
+            <w:vAlign w:val="centre"/>
             <w:tcMar>
               <w:top w:w="80" w:type="dxa"/>
               <w:start w:w="80" w:type="dxa"/>
@@ -4618,7 +4618,7 @@
         <w:tc>
           <w:tcPr>
             <w:tcW w:type="dxa" w:w="1728"/>
-            <w:vAlign w:val="center"/>
+            <w:vAlign w:val="centre"/>
             <w:tcMar>
               <w:top w:w="80" w:type="dxa"/>
               <w:start w:w="80" w:type="dxa"/>
@@ -4645,7 +4645,7 @@
         <w:tc>
           <w:tcPr>
             <w:tcW w:type="dxa" w:w="1728"/>
-            <w:vAlign w:val="center"/>
+            <w:vAlign w:val="centre"/>
             <w:tcMar>
               <w:top w:w="80" w:type="dxa"/>
               <w:start w:w="80" w:type="dxa"/>
@@ -4672,7 +4672,7 @@
         <w:tc>
           <w:tcPr>
             <w:tcW w:type="dxa" w:w="1728"/>
-            <w:vAlign w:val="center"/>
+            <w:vAlign w:val="centre"/>
             <w:tcMar>
               <w:top w:w="80" w:type="dxa"/>
               <w:start w:w="80" w:type="dxa"/>
@@ -4699,7 +4699,7 @@
         <w:tc>
           <w:tcPr>
             <w:tcW w:type="dxa" w:w="1728"/>
-            <w:vAlign w:val="center"/>
+            <w:vAlign w:val="centre"/>
             <w:tcMar>
               <w:top w:w="80" w:type="dxa"/>
               <w:start w:w="80" w:type="dxa"/>
@@ -4726,7 +4726,7 @@
         <w:tc>
           <w:tcPr>
             <w:tcW w:type="dxa" w:w="1728"/>
-            <w:vAlign w:val="center"/>
+            <w:vAlign w:val="centre"/>
             <w:tcMar>
               <w:top w:w="80" w:type="dxa"/>
               <w:start w:w="80" w:type="dxa"/>
@@ -4755,7 +4755,7 @@
         <w:tc>
           <w:tcPr>
             <w:tcW w:type="dxa" w:w="1728"/>
-            <w:vAlign w:val="center"/>
+            <w:vAlign w:val="centre"/>
             <w:tcMar>
               <w:top w:w="80" w:type="dxa"/>
               <w:start w:w="80" w:type="dxa"/>
@@ -4772,7 +4772,7 @@
         <w:tc>
           <w:tcPr>
             <w:tcW w:type="dxa" w:w="1728"/>
-            <w:vAlign w:val="center"/>
+            <w:vAlign w:val="centre"/>
             <w:tcMar>
               <w:top w:w="80" w:type="dxa"/>
               <w:start w:w="80" w:type="dxa"/>
@@ -4799,7 +4799,7 @@
         <w:tc>
           <w:tcPr>
             <w:tcW w:type="dxa" w:w="1728"/>
-            <w:vAlign w:val="center"/>
+            <w:vAlign w:val="centre"/>
             <w:tcMar>
               <w:top w:w="80" w:type="dxa"/>
               <w:start w:w="80" w:type="dxa"/>
@@ -4826,7 +4826,7 @@
         <w:tc>
           <w:tcPr>
             <w:tcW w:type="dxa" w:w="1728"/>
-            <w:vAlign w:val="center"/>
+            <w:vAlign w:val="centre"/>
             <w:tcMar>
               <w:top w:w="80" w:type="dxa"/>
               <w:start w:w="80" w:type="dxa"/>
@@ -4853,7 +4853,7 @@
         <w:tc>
           <w:tcPr>
             <w:tcW w:type="dxa" w:w="1728"/>
-            <w:vAlign w:val="center"/>
+            <w:vAlign w:val="centre"/>
             <w:tcMar>
               <w:top w:w="80" w:type="dxa"/>
               <w:start w:w="80" w:type="dxa"/>
@@ -4880,7 +4880,7 @@
         <w:tc>
           <w:tcPr>
             <w:tcW w:type="dxa" w:w="1728"/>
-            <w:vAlign w:val="center"/>
+            <w:vAlign w:val="centre"/>
             <w:tcMar>
               <w:top w:w="80" w:type="dxa"/>
               <w:start w:w="80" w:type="dxa"/>
@@ -4909,7 +4909,7 @@
         <w:tc>
           <w:tcPr>
             <w:tcW w:type="dxa" w:w="1728"/>
-            <w:vAlign w:val="center"/>
+            <w:vAlign w:val="centre"/>
             <w:tcMar>
               <w:top w:w="80" w:type="dxa"/>
               <w:start w:w="80" w:type="dxa"/>
@@ -4926,7 +4926,7 @@
         <w:tc>
           <w:tcPr>
             <w:tcW w:type="dxa" w:w="1728"/>
-            <w:vAlign w:val="center"/>
+            <w:vAlign w:val="centre"/>
             <w:tcMar>
               <w:top w:w="80" w:type="dxa"/>
               <w:start w:w="80" w:type="dxa"/>
@@ -4953,7 +4953,7 @@
         <w:tc>
           <w:tcPr>
             <w:tcW w:type="dxa" w:w="1728"/>
-            <w:vAlign w:val="center"/>
+            <w:vAlign w:val="centre"/>
             <w:tcMar>
               <w:top w:w="80" w:type="dxa"/>
               <w:start w:w="80" w:type="dxa"/>
@@ -4980,7 +4980,7 @@
         <w:tc>
           <w:tcPr>
             <w:tcW w:type="dxa" w:w="1728"/>
-            <w:vAlign w:val="center"/>
+            <w:vAlign w:val="centre"/>
             <w:tcMar>
               <w:top w:w="80" w:type="dxa"/>
               <w:start w:w="80" w:type="dxa"/>
@@ -5007,7 +5007,7 @@
         <w:tc>
           <w:tcPr>
             <w:tcW w:type="dxa" w:w="1728"/>
-            <w:vAlign w:val="center"/>
+            <w:vAlign w:val="centre"/>
             <w:tcMar>
               <w:top w:w="80" w:type="dxa"/>
               <w:start w:w="80" w:type="dxa"/>
@@ -5034,7 +5034,7 @@
         <w:tc>
           <w:tcPr>
             <w:tcW w:type="dxa" w:w="1728"/>
-            <w:vAlign w:val="center"/>
+            <w:vAlign w:val="centre"/>
             <w:tcMar>
               <w:top w:w="80" w:type="dxa"/>
               <w:start w:w="80" w:type="dxa"/>
@@ -5065,7 +5065,7 @@
       <w:tblPr>
         <w:tblStyle w:val="TableGrid"/>
         <w:tblW w:type="auto" w:w="0"/>
-        <w:jc w:val="center"/>
+        <w:jc w:val="centre"/>
         <w:tblLook w:firstColumn="1" w:firstRow="1" w:lastColumn="0" w:lastRow="0" w:noHBand="0" w:noVBand="1" w:val="04A0"/>
       </w:tblPr>
       <w:tblGrid>
@@ -5079,7 +5079,7 @@
         <w:tc>
           <w:tcPr>
             <w:tcW w:type="dxa" w:w="5184"/>
-            <w:vAlign w:val="center"/>
+            <w:vAlign w:val="centre"/>
             <w:tcMar>
               <w:top w:w="80" w:type="dxa"/>
               <w:start w:w="80" w:type="dxa"/>
@@ -5100,7 +5100,7 @@
         <w:tc>
           <w:tcPr>
             <w:tcW w:type="dxa" w:w="5184"/>
-            <w:vAlign w:val="center"/>
+            <w:vAlign w:val="centre"/>
             <w:tcMar>
               <w:top w:w="80" w:type="dxa"/>
               <w:start w:w="80" w:type="dxa"/>
@@ -5123,7 +5123,7 @@
         <w:tc>
           <w:tcPr>
             <w:tcW w:type="dxa" w:w="5184"/>
-            <w:vAlign w:val="center"/>
+            <w:vAlign w:val="centre"/>
             <w:tcMar>
               <w:top w:w="80" w:type="dxa"/>
               <w:start w:w="80" w:type="dxa"/>
@@ -5140,7 +5140,7 @@
         <w:tc>
           <w:tcPr>
             <w:tcW w:type="dxa" w:w="5184"/>
-            <w:vAlign w:val="center"/>
+            <w:vAlign w:val="centre"/>
             <w:tcMar>
               <w:top w:w="80" w:type="dxa"/>
               <w:start w:w="80" w:type="dxa"/>
@@ -5169,7 +5169,7 @@
         <w:tc>
           <w:tcPr>
             <w:tcW w:type="dxa" w:w="5184"/>
-            <w:vAlign w:val="center"/>
+            <w:vAlign w:val="centre"/>
             <w:tcMar>
               <w:top w:w="80" w:type="dxa"/>
               <w:start w:w="80" w:type="dxa"/>
@@ -5186,7 +5186,7 @@
         <w:tc>
           <w:tcPr>
             <w:tcW w:type="dxa" w:w="5184"/>
-            <w:vAlign w:val="center"/>
+            <w:vAlign w:val="centre"/>
             <w:tcMar>
               <w:top w:w="80" w:type="dxa"/>
               <w:start w:w="80" w:type="dxa"/>
@@ -5215,7 +5215,7 @@
         <w:tc>
           <w:tcPr>
             <w:tcW w:type="dxa" w:w="5184"/>
-            <w:vAlign w:val="center"/>
+            <w:vAlign w:val="centre"/>
             <w:tcMar>
               <w:top w:w="80" w:type="dxa"/>
               <w:start w:w="80" w:type="dxa"/>
@@ -5232,7 +5232,7 @@
         <w:tc>
           <w:tcPr>
             <w:tcW w:type="dxa" w:w="5184"/>
-            <w:vAlign w:val="center"/>
+            <w:vAlign w:val="centre"/>
             <w:tcMar>
               <w:top w:w="80" w:type="dxa"/>
               <w:start w:w="80" w:type="dxa"/>
@@ -5261,7 +5261,7 @@
         <w:tc>
           <w:tcPr>
             <w:tcW w:type="dxa" w:w="5184"/>
-            <w:vAlign w:val="center"/>
+            <w:vAlign w:val="centre"/>
             <w:tcMar>
               <w:top w:w="80" w:type="dxa"/>
               <w:start w:w="80" w:type="dxa"/>
@@ -5278,7 +5278,7 @@
         <w:tc>
           <w:tcPr>
             <w:tcW w:type="dxa" w:w="5184"/>
-            <w:vAlign w:val="center"/>
+            <w:vAlign w:val="centre"/>
             <w:tcMar>
               <w:top w:w="80" w:type="dxa"/>
               <w:start w:w="80" w:type="dxa"/>
@@ -5307,7 +5307,7 @@
         <w:tc>
           <w:tcPr>
             <w:tcW w:type="dxa" w:w="5184"/>
-            <w:vAlign w:val="center"/>
+            <w:vAlign w:val="centre"/>
             <w:tcMar>
               <w:top w:w="80" w:type="dxa"/>
               <w:start w:w="80" w:type="dxa"/>
@@ -5324,7 +5324,7 @@
         <w:tc>
           <w:tcPr>
             <w:tcW w:type="dxa" w:w="5184"/>
-            <w:vAlign w:val="center"/>
+            <w:vAlign w:val="centre"/>
             <w:tcMar>
               <w:top w:w="80" w:type="dxa"/>
               <w:start w:w="80" w:type="dxa"/>
@@ -5353,7 +5353,7 @@
         <w:tc>
           <w:tcPr>
             <w:tcW w:type="dxa" w:w="5184"/>
-            <w:vAlign w:val="center"/>
+            <w:vAlign w:val="centre"/>
             <w:tcMar>
               <w:top w:w="80" w:type="dxa"/>
               <w:start w:w="80" w:type="dxa"/>
@@ -5370,7 +5370,7 @@
         <w:tc>
           <w:tcPr>
             <w:tcW w:type="dxa" w:w="5184"/>
-            <w:vAlign w:val="center"/>
+            <w:vAlign w:val="centre"/>
             <w:tcMar>
               <w:top w:w="80" w:type="dxa"/>
               <w:start w:w="80" w:type="dxa"/>
@@ -5540,28 +5540,14 @@
   <w:p>
     <w:pPr>
       <w:pStyle w:val="Footer"/>
-      <w:jc w:val="center"/>
+      <w:jc w:val="centre"/>
     </w:pPr>
     <w:r>
       <w:rPr>
-        <w:color w:val="646464"/>
-        <w:sz w:val="14"/>
-      </w:rPr>
-      <w:t>Copyright © 2026 Author(s) of Artificial Intelligence and Healthcare Economics | V1.0 | CC BY-NC 4.0 content notice</w:t>
-    </w:r>
-    <w:r>
-      <w:rPr>
-        <w:color w:val="646464"/>
-        <w:sz w:val="14"/>
-      </w:rPr>
-      <w:t>Copyright © 2026 Author(s) of Artificial Intelligence and Healthcare Economics | V1.0 | CC BY-NC 4.0 content notice</w:t>
-    </w:r>
-    <w:r>
-      <w:rPr>
-        <w:color w:val="646464"/>
-        <w:sz w:val="14"/>
-      </w:rPr>
-      <w:t>Copyright © 2026 Author(s) of Artificial Intelligence and Healthcare Economics | V1.0 | CC BY-NC 4.0 content notice</w:t>
+        <w:color w:val="5F5A5B"/>
+        <w:sz w:val="15"/>
+      </w:rPr>
+      <w:t>Muthana Zouri · Carmen Marinela Cumpăt · Grigore T. Popa University of Medicine and Pharmacy Publishing House · 2026</w:t>
     </w:r>
   </w:p>
 </w:ftr>
@@ -5592,7 +5578,25 @@
   <w:p>
     <w:pPr>
       <w:pStyle w:val="Header"/>
+      <w:jc w:val="centre"/>
     </w:pPr>
+    <w:r/>
+    <w:r>
+      <w:rPr>
+        <w:rFonts w:ascii="Georgia" w:hAnsi="Georgia"/>
+        <w:b/>
+        <w:color w:val="7B1734"/>
+        <w:sz w:val="17"/>
+      </w:rPr>
+      <w:t>Artificial Intelligence and Healthcare Economics</w:t>
+    </w:r>
+    <w:r>
+      <w:rPr>
+        <w:color w:val="5F5A5B"/>
+        <w:sz w:val="16"/>
+      </w:rPr>
+      <w:t xml:space="preserve"> · Digital Resource Companion · V1.0</w:t>
+    </w:r>
   </w:p>
 </w:hdr>
 </file>
@@ -5994,7 +5998,7 @@
     <w:rsid w:val="00E618BF"/>
     <w:pPr>
       <w:tabs>
-        <w:tab w:val="center" w:pos="4680"/>
+        <w:tab w:val="centre" w:pos="4680"/>
         <w:tab w:val="right" w:pos="9360"/>
       </w:tabs>
       <w:spacing w:after="0" w:line="240" w:lineRule="auto"/>
@@ -6016,7 +6020,7 @@
     <w:rsid w:val="00E618BF"/>
     <w:pPr>
       <w:tabs>
-        <w:tab w:val="center" w:pos="4680"/>
+        <w:tab w:val="centre" w:pos="4680"/>
         <w:tab w:val="right" w:pos="9360"/>
       </w:tabs>
       <w:spacing w:after="0" w:line="240" w:lineRule="auto"/>
